--- a/8.Project Demonstration/README.docx
+++ b/8.Project Demonstration/README.docx
@@ -15,97 +15,12 @@
         <w:pStyle w:val="Heading2"/>
       </w:pPr>
       <w:r>
-        <w:t>Demo Scenarios</w:t>
-      </w:r>
-    </w:p>
-    <w:p>
-      <w:pPr>
-        <w:pStyle w:val="Heading3"/>
-      </w:pPr>
-      <w:r>
-        <w:t>Scenario 1: Predicting Very High Human Development</w:t>
+        <w:t>1. Overview</w:t>
       </w:r>
     </w:p>
     <w:p>
       <w:r>
-        <w:t xml:space="preserve">A user selects a country with high life expectancy (82 years), strong mean years of schooling (13 years), expected years of schooling (16 years), and a high GNI per capita ($55,000). The model predicts a </w:t>
-      </w:r>
-      <w:r>
-        <w:rPr>
-          <w:b/>
-        </w:rPr>
-        <w:t>Very High HDI score</w:t>
-      </w:r>
-      <w:r>
-        <w:t>, classifying the country among the most developed nations.</w:t>
-      </w:r>
-    </w:p>
-    <w:p>
-      <w:r/>
-      <w:r>
-        <w:rPr>
-          <w:b/>
-        </w:rPr>
-        <w:t>Result</w:t>
-      </w:r>
-      <w:r>
-        <w:t>: HDI = 1.0 | Tier = 🟢 Very High Human Development</w:t>
-      </w:r>
-    </w:p>
-    <w:p>
-      <w:pPr>
-        <w:pStyle w:val="Heading3"/>
-      </w:pPr>
-      <w:r>
-        <w:t>Scenario 2: Identifying Development Gaps in Emerging Economies</w:t>
-      </w:r>
-    </w:p>
-    <w:p>
-      <w:r>
-        <w:t xml:space="preserve">A policymaker inputs mid-range values representing a developing nation: moderate life expectancy (62 years), average educational attainment (EYS=10, MYS=6), and moderate income ($8,000 GNI). The model returns a </w:t>
-      </w:r>
-      <w:r>
-        <w:rPr>
-          <w:b/>
-        </w:rPr>
-        <w:t>Medium/High HDI score</w:t>
-      </w:r>
-      <w:r>
-        <w:t>, providing insights into where improvements could enhance outcomes.</w:t>
-      </w:r>
-    </w:p>
-    <w:p>
-      <w:pPr>
-        <w:pStyle w:val="Heading3"/>
-      </w:pPr>
-      <w:r>
-        <w:t>Scenario 3: Assessing Countries Requiring Development Intervention</w:t>
-      </w:r>
-    </w:p>
-    <w:p>
-      <w:r>
-        <w:t xml:space="preserve">A researcher evaluates a country with low life expectancy (52 years), limited educational opportunities (EYS=5, MYS=3), and low GNI per capita ($1,500). The model predicts a </w:t>
-      </w:r>
-      <w:r>
-        <w:rPr>
-          <w:b/>
-        </w:rPr>
-        <w:t>Low HDI score</w:t>
-      </w:r>
-      <w:r>
-        <w:t xml:space="preserve"> of 0.5408, highlighting urgent developmental challenges.</w:t>
-      </w:r>
-    </w:p>
-    <w:p>
-      <w:r/>
-      <w:r>
-        <w:rPr>
-          <w:b/>
-        </w:rPr>
-        <w:t>Result</w:t>
-      </w:r>
-      <w:r>
-        <w:t>: HDI = 0.5408 | Tier = 🔴 Low Human Development</w:t>
+        <w:t>This document specifies the demonstration flow, scenarios, and outputs of the HDI Prediction System, illustrating its prediction accuracy and user interface features.</w:t>
       </w:r>
     </w:p>
     <w:p>
@@ -118,12 +33,50 @@
         <w:pStyle w:val="Heading2"/>
       </w:pPr>
       <w:r>
-        <w:t>Application Screenshots</w:t>
+        <w:t>2. Core Demonstration Scenarios</w:t>
       </w:r>
     </w:p>
     <w:p>
       <w:r>
-        <w:t>The application features a premium dark-mode UI with:</w:t>
+        <w:t>To showcase the system's capabilities during evaluations, we present three distinct scenarios that demonstrate the prediction and classification pipeline.</w:t>
+      </w:r>
+    </w:p>
+    <w:p>
+      <w:pPr>
+        <w:pStyle w:val="Heading3"/>
+      </w:pPr>
+      <w:r>
+        <w:t>Scenario 1: Predicting Very High Development (Developed Nations)</w:t>
+      </w:r>
+    </w:p>
+    <w:p>
+      <w:pPr>
+        <w:pStyle w:val="ListBullet"/>
+      </w:pPr>
+      <w:r/>
+      <w:r>
+        <w:rPr>
+          <w:b/>
+        </w:rPr>
+        <w:t>Objective</w:t>
+      </w:r>
+      <w:r>
+        <w:t>: Simulate developmental indicators matching a highly developed economy (e.g., strong educational systems and high national income).</w:t>
+      </w:r>
+    </w:p>
+    <w:p>
+      <w:pPr>
+        <w:pStyle w:val="ListBullet"/>
+      </w:pPr>
+      <w:r/>
+      <w:r>
+        <w:rPr>
+          <w:b/>
+        </w:rPr>
+        <w:t>Parameters</w:t>
+      </w:r>
+      <w:r>
+        <w:t>:</w:t>
       </w:r>
     </w:p>
     <w:p>
@@ -131,7 +84,7 @@
         <w:pStyle w:val="ListBullet"/>
       </w:pPr>
       <w:r>
-        <w:t>Glassmorphism cards and animated background</w:t>
+        <w:t>Country: `Country_A`</w:t>
       </w:r>
     </w:p>
     <w:p>
@@ -139,7 +92,7 @@
         <w:pStyle w:val="ListBullet"/>
       </w:pPr>
       <w:r>
-        <w:t>HDI gauge bar with gradient colors</w:t>
+        <w:t>Life Expectancy: `82.0 years`</w:t>
       </w:r>
     </w:p>
     <w:p>
@@ -147,7 +100,7 @@
         <w:pStyle w:val="ListBullet"/>
       </w:pPr>
       <w:r>
-        <w:t>Tier-specific color coding (green/blue/orange/red)</w:t>
+        <w:t>Expected Years of Schooling (EYS): `16.0 years`</w:t>
       </w:r>
     </w:p>
     <w:p>
@@ -155,7 +108,311 @@
         <w:pStyle w:val="ListBullet"/>
       </w:pPr>
       <w:r>
-        <w:t>Contextual insights with actionable recommendations</w:t>
+        <w:t>Mean Years of Schooling (MYS): `13.0 years`</w:t>
+      </w:r>
+    </w:p>
+    <w:p>
+      <w:pPr>
+        <w:pStyle w:val="ListBullet"/>
+      </w:pPr>
+      <w:r>
+        <w:t>GNI per Capita: `$55,000`</w:t>
+      </w:r>
+    </w:p>
+    <w:p>
+      <w:pPr>
+        <w:pStyle w:val="ListBullet"/>
+      </w:pPr>
+      <w:r/>
+      <w:r>
+        <w:rPr>
+          <w:b/>
+        </w:rPr>
+        <w:t>Model Output</w:t>
+      </w:r>
+      <w:r>
+        <w:t>: Predicted HDI = `1.0` (Clamped maximum).</w:t>
+      </w:r>
+    </w:p>
+    <w:p>
+      <w:pPr>
+        <w:pStyle w:val="ListBullet"/>
+      </w:pPr>
+      <w:r/>
+      <w:r>
+        <w:rPr>
+          <w:b/>
+        </w:rPr>
+        <w:t>Visuals</w:t>
+      </w:r>
+      <w:r>
+        <w:t>: Displays a green badge (🟢 Very High) and maps the score to the upper limit of the visual gauge.</w:t>
+      </w:r>
+    </w:p>
+    <w:p>
+      <w:pPr>
+        <w:pStyle w:val="ListBullet"/>
+      </w:pPr>
+      <w:r/>
+      <w:r>
+        <w:rPr>
+          <w:b/>
+        </w:rPr>
+        <w:t>Insights</w:t>
+      </w:r>
+      <w:r>
+        <w:t>: Recommends advanced research investments and technology sector support.</w:t>
+      </w:r>
+    </w:p>
+    <w:p>
+      <w:pPr>
+        <w:pStyle w:val="Heading3"/>
+      </w:pPr>
+      <w:r>
+        <w:t>Scenario 2: Identifying Development Gaps in Emerging Economies</w:t>
+      </w:r>
+    </w:p>
+    <w:p>
+      <w:pPr>
+        <w:pStyle w:val="ListBullet"/>
+      </w:pPr>
+      <w:r/>
+      <w:r>
+        <w:rPr>
+          <w:b/>
+        </w:rPr>
+        <w:t>Objective</w:t>
+      </w:r>
+      <w:r>
+        <w:t>: Model a developing nation profile with moderate health and education metrics.</w:t>
+      </w:r>
+    </w:p>
+    <w:p>
+      <w:pPr>
+        <w:pStyle w:val="ListBullet"/>
+      </w:pPr>
+      <w:r/>
+      <w:r>
+        <w:rPr>
+          <w:b/>
+        </w:rPr>
+        <w:t>Parameters</w:t>
+      </w:r>
+      <w:r>
+        <w:t>:</w:t>
+      </w:r>
+    </w:p>
+    <w:p>
+      <w:pPr>
+        <w:pStyle w:val="ListBullet"/>
+      </w:pPr>
+      <w:r>
+        <w:t>Country: `Country_D`</w:t>
+      </w:r>
+    </w:p>
+    <w:p>
+      <w:pPr>
+        <w:pStyle w:val="ListBullet"/>
+      </w:pPr>
+      <w:r>
+        <w:t>Life Expectancy: `68.0 years`</w:t>
+      </w:r>
+    </w:p>
+    <w:p>
+      <w:pPr>
+        <w:pStyle w:val="ListBullet"/>
+      </w:pPr>
+      <w:r>
+        <w:t>Expected Years of Schooling (EYS): `11.0 years`</w:t>
+      </w:r>
+    </w:p>
+    <w:p>
+      <w:pPr>
+        <w:pStyle w:val="ListBullet"/>
+      </w:pPr>
+      <w:r>
+        <w:t>Mean Years of Schooling (MYS): `7.5 years`</w:t>
+      </w:r>
+    </w:p>
+    <w:p>
+      <w:pPr>
+        <w:pStyle w:val="ListBullet"/>
+      </w:pPr>
+      <w:r>
+        <w:t>GNI per Capita: `$12,000`</w:t>
+      </w:r>
+    </w:p>
+    <w:p>
+      <w:pPr>
+        <w:pStyle w:val="ListBullet"/>
+      </w:pPr>
+      <w:r/>
+      <w:r>
+        <w:rPr>
+          <w:b/>
+        </w:rPr>
+        <w:t>Model Output</w:t>
+      </w:r>
+      <w:r>
+        <w:t>: Predicted HDI = `0.7245`.</w:t>
+      </w:r>
+    </w:p>
+    <w:p>
+      <w:pPr>
+        <w:pStyle w:val="ListBullet"/>
+      </w:pPr>
+      <w:r/>
+      <w:r>
+        <w:rPr>
+          <w:b/>
+        </w:rPr>
+        <w:t>Visuals</w:t>
+      </w:r>
+      <w:r>
+        <w:t>: Displays a blue badge (🔵 High Development) and centers the score on the progress gauge.</w:t>
+      </w:r>
+    </w:p>
+    <w:p>
+      <w:pPr>
+        <w:pStyle w:val="ListBullet"/>
+      </w:pPr>
+      <w:r/>
+      <w:r>
+        <w:rPr>
+          <w:b/>
+        </w:rPr>
+        <w:t>Insights</w:t>
+      </w:r>
+      <w:r>
+        <w:t>: Recommends expanding secondary school enrollment and supporting local industries.</w:t>
+      </w:r>
+    </w:p>
+    <w:p>
+      <w:pPr>
+        <w:pStyle w:val="Heading3"/>
+      </w:pPr>
+      <w:r>
+        <w:t>Scenario 3: Assessing Low Development (Intervention Planning)</w:t>
+      </w:r>
+    </w:p>
+    <w:p>
+      <w:pPr>
+        <w:pStyle w:val="ListBullet"/>
+      </w:pPr>
+      <w:r/>
+      <w:r>
+        <w:rPr>
+          <w:b/>
+        </w:rPr>
+        <w:t>Objective</w:t>
+      </w:r>
+      <w:r>
+        <w:t>: Evaluate a low-development profile that requires direct policy interventions.</w:t>
+      </w:r>
+    </w:p>
+    <w:p>
+      <w:pPr>
+        <w:pStyle w:val="ListBullet"/>
+      </w:pPr>
+      <w:r/>
+      <w:r>
+        <w:rPr>
+          <w:b/>
+        </w:rPr>
+        <w:t>Parameters</w:t>
+      </w:r>
+      <w:r>
+        <w:t>:</w:t>
+      </w:r>
+    </w:p>
+    <w:p>
+      <w:pPr>
+        <w:pStyle w:val="ListBullet"/>
+      </w:pPr>
+      <w:r>
+        <w:t>Country: `Country_C`</w:t>
+      </w:r>
+    </w:p>
+    <w:p>
+      <w:pPr>
+        <w:pStyle w:val="ListBullet"/>
+      </w:pPr>
+      <w:r>
+        <w:t>Life Expectancy: `52.0 years`</w:t>
+      </w:r>
+    </w:p>
+    <w:p>
+      <w:pPr>
+        <w:pStyle w:val="ListBullet"/>
+      </w:pPr>
+      <w:r>
+        <w:t>Expected Years of Schooling (EYS): `5.0 years`</w:t>
+      </w:r>
+    </w:p>
+    <w:p>
+      <w:pPr>
+        <w:pStyle w:val="ListBullet"/>
+      </w:pPr>
+      <w:r>
+        <w:t>Mean Years of Schooling (MYS): `3.0 years`</w:t>
+      </w:r>
+    </w:p>
+    <w:p>
+      <w:pPr>
+        <w:pStyle w:val="ListBullet"/>
+      </w:pPr>
+      <w:r>
+        <w:t>GNI per Capita: `$1,500`</w:t>
+      </w:r>
+    </w:p>
+    <w:p>
+      <w:pPr>
+        <w:pStyle w:val="ListBullet"/>
+      </w:pPr>
+      <w:r/>
+      <w:r>
+        <w:rPr>
+          <w:b/>
+        </w:rPr>
+        <w:t>Model Output</w:t>
+      </w:r>
+      <w:r>
+        <w:t>: Predicted HDI = `0.5408` (Below 0.550 threshold).</w:t>
+      </w:r>
+    </w:p>
+    <w:p>
+      <w:pPr>
+        <w:pStyle w:val="ListBullet"/>
+      </w:pPr>
+      <w:r/>
+      <w:r>
+        <w:rPr>
+          <w:b/>
+        </w:rPr>
+        <w:t>Visuals</w:t>
+      </w:r>
+      <w:r>
+        <w:t>: Displays a red badge (🔴 Low Development) and fills only the bottom portion of the progress gauge.</w:t>
+      </w:r>
+    </w:p>
+    <w:p>
+      <w:pPr>
+        <w:pStyle w:val="ListBullet"/>
+      </w:pPr>
+      <w:r/>
+      <w:r>
+        <w:rPr>
+          <w:b/>
+        </w:rPr>
+        <w:t>Insights</w:t>
+      </w:r>
+      <w:r>
+        <w:t>: Recommends basic vaccination coverage, primary education funding, and humanitarian aid coordination.</w:t>
+      </w:r>
+    </w:p>
+    <w:p>
+      <w:r>
+        <w:t>---</w:t>
       </w:r>
     </w:p>
     <w:p>
@@ -163,112 +420,67 @@
         <w:pStyle w:val="Heading2"/>
       </w:pPr>
       <w:r>
-        <w:t>Future Scalability</w:t>
+        <w:t>3. UI Features &amp; Design Choices</w:t>
       </w:r>
     </w:p>
     <w:p>
       <w:pPr>
-        <w:pStyle w:val="ListNumber"/>
+        <w:pStyle w:val="ListBullet"/>
       </w:pPr>
       <w:r/>
       <w:r>
         <w:rPr>
           <w:b/>
         </w:rPr>
-        <w:t>Multiple ML Models</w:t>
+        <w:t>Dark Gradient Backdrop</w:t>
       </w:r>
       <w:r>
-        <w:t>: Add Random Forest, XGBoost, SVM for model comparison</w:t>
+        <w:t>: Uses a dark-mode theme to enhance visual appeal.</w:t>
       </w:r>
     </w:p>
     <w:p>
       <w:pPr>
-        <w:pStyle w:val="ListNumber"/>
+        <w:pStyle w:val="ListBullet"/>
       </w:pPr>
       <w:r/>
       <w:r>
         <w:rPr>
           <w:b/>
         </w:rPr>
-        <w:t>Real Country Data</w:t>
+        <w:t>Frosted Glass Cards</w:t>
       </w:r>
       <w:r>
-        <w:t>: Integrate actual UNDP data with 190+ countries</w:t>
+        <w:t>: Features a modern glassmorphic look to organize input forms and results.</w:t>
       </w:r>
     </w:p>
     <w:p>
       <w:pPr>
-        <w:pStyle w:val="ListNumber"/>
+        <w:pStyle w:val="ListBullet"/>
       </w:pPr>
       <w:r/>
       <w:r>
         <w:rPr>
           <w:b/>
         </w:rPr>
-        <w:t>Time-Series Forecasting</w:t>
+        <w:t>Dynamic CSS Gauges</w:t>
       </w:r>
       <w:r>
-        <w:t>: Predict future HDI trends</w:t>
+        <w:t>: Progress meters map predicted scores to fill widths dynamically.</w:t>
       </w:r>
     </w:p>
     <w:p>
       <w:pPr>
-        <w:pStyle w:val="ListNumber"/>
+        <w:pStyle w:val="ListBullet"/>
       </w:pPr>
       <w:r/>
       <w:r>
         <w:rPr>
           <w:b/>
         </w:rPr>
-        <w:t>Cloud Deployment</w:t>
+        <w:t>Color-Coded Badges</w:t>
       </w:r>
       <w:r>
-        <w:t>: Deploy on AWS, Heroku, or Azure for public access</w:t>
-      </w:r>
-    </w:p>
-    <w:p>
-      <w:pPr>
-        <w:pStyle w:val="ListNumber"/>
-      </w:pPr>
-      <w:r/>
-      <w:r>
-        <w:rPr>
-          <w:b/>
-        </w:rPr>
-        <w:t>API Endpoints</w:t>
-      </w:r>
-      <w:r>
-        <w:t>: REST API for programmatic access to predictions</w:t>
-      </w:r>
-    </w:p>
-    <w:p>
-      <w:pPr>
-        <w:pStyle w:val="ListNumber"/>
-      </w:pPr>
-      <w:r/>
-      <w:r>
-        <w:rPr>
-          <w:b/>
-        </w:rPr>
-        <w:t>Report Export</w:t>
-      </w:r>
-      <w:r>
-        <w:t>: Generate PDF reports of predictions and insights</w:t>
-      </w:r>
-    </w:p>
-    <w:p>
-      <w:pPr>
-        <w:pStyle w:val="ListNumber"/>
-      </w:pPr>
-      <w:r/>
-      <w:r>
-        <w:rPr>
-          <w:b/>
-        </w:rPr>
-        <w:t>Dashboard</w:t>
-      </w:r>
-      <w:r>
-        <w:t>: Interactive visualization dashboard with historical charts</w:t>
+        <w:t>: Color coding (green, blue, orange, red) matches standard UNDP categories.</w:t>
       </w:r>
     </w:p>
     <w:sectPr>
